--- a/docs/Kuja_Grant_v7.0_Business_Requirements.docx
+++ b/docs/Kuja_Grant_v7.0_Business_Requirements.docx
@@ -45,7 +45,7 @@
           <w:sz w:val="24"/>
           <w:szCs w:val="24"/>
         </w:rPr>
-        <w:t xml:space="preserve">Version 7.0 — covers everything implemented through Phase 721</w:t>
+        <w:t>Version 7.1 — covers everything implemented through Phase 721</w:t>
       </w:r>
     </w:p>
     <w:p>
@@ -94,7 +94,7 @@
         <w:spacing w:after="120"/>
       </w:pPr>
       <w:r>
-        <w:t xml:space="preserve">Version 7.0 captures the largest contextual leap the platform has made: the Proximate Fund, a Sudan-conflict-aware tenant designed for environments where the assumptions behind every conventional grant system have collapsed. There is no functioning civil registry to vet an NGO against. Banks have evacuated the areas where partners work. Connectivity is intermittent, literacy is uneven, and the working language is Arabic. A community group doing life-saving mutual aid may have no legal registration, no bank account, and no one on staff who has ever written a grant application.</w:t>
+        <w:t>Version 7.1 captures the largest contextual leap the platform has made: the Proximate Fund, a Sudan-conflict-aware tenant designed for environments where the assumptions behind every conventional grant system have collapsed. There is no functioning civil registry to vet an NGO against. Banks have evacuated the areas where partners work. Connectivity is intermittent, literacy is uneven, and the working language is Arabic. A community group doing life-saving mutual aid may have no legal registration, no bank account, and no one on staff who has ever written a grant application.</w:t>
       </w:r>
     </w:p>
     <w:p>
@@ -4597,6 +4597,307 @@
           <w:bCs w:val="false"/>
         </w:rPr>
         <w:t xml:space="preserve">Public sustained-outcome rate on the transparency page — accountability visible to the communities served.</w:t>
+      </w:r>
+    </w:p>
+    <w:p>
+      <w:r>
+        <w:br w:type="page"/>
+      </w:r>
+    </w:p>
+    <w:p>
+      <w:pPr>
+        <w:spacing w:before="0" w:after="120"/>
+      </w:pPr>
+      <w:r>
+        <w:rPr>
+          <w:b/>
+          <w:color w:val="1F3864"/>
+          <w:sz w:val="34"/>
+        </w:rPr>
+        <w:t>Addendum A - Phase 717: Guided Field Workflow</w:t>
+      </w:r>
+    </w:p>
+    <w:p>
+      <w:r>
+        <w:t>Revision 2026-07-09 (Phase 717 guided-field-workflow wave). Deployed to production 2026-07-08/09; production reference build c1974324cae4 (https://web-production-6f8a.up.railway.app). This addendum records the guidance-engine wave shipped after the base document was issued; all other sections remain current.</w:t>
+      </w:r>
+    </w:p>
+    <w:p>
+      <w:r>
+        <w:t>Business context: Proximate operators (Oversight Body / secretariat) work in a high-stakes, low-bandwidth, Arabic-first setting. Burden inversion is extended to a guided field workflow - at every step the operator is shown only the next safe action and, when an action is not yet permitted, exactly why and how to unblock it.</w:t>
+      </w:r>
+    </w:p>
+    <w:p>
+      <w:pPr>
+        <w:spacing w:before="280" w:after="120"/>
+      </w:pPr>
+      <w:r>
+        <w:rPr>
+          <w:b/>
+          <w:color w:val="1F3864"/>
+          <w:sz w:val="26"/>
+        </w:rPr>
+        <w:t>New functional requirements</w:t>
+      </w:r>
+    </w:p>
+    <w:tbl>
+      <w:tblPr>
+        <w:tblW w:type="auto" w:w="0"/>
+        <w:tblLook w:firstColumn="1" w:firstRow="1" w:lastColumn="0" w:lastRow="0" w:noHBand="0" w:noVBand="1" w:val="04A0"/>
+        <w:tblBorders>
+          <w:top w:val="single" w:sz="6" w:space="0" w:color="BFBFBF"/>
+          <w:left w:val="single" w:sz="6" w:space="0" w:color="BFBFBF"/>
+          <w:bottom w:val="single" w:sz="6" w:space="0" w:color="BFBFBF"/>
+          <w:right w:val="single" w:sz="6" w:space="0" w:color="BFBFBF"/>
+          <w:insideH w:val="single" w:sz="6" w:space="0" w:color="BFBFBF"/>
+          <w:insideV w:val="single" w:sz="6" w:space="0" w:color="BFBFBF"/>
+        </w:tblBorders>
+      </w:tblPr>
+      <w:tblGrid>
+        <w:gridCol w:w="3120"/>
+        <w:gridCol w:w="3120"/>
+        <w:gridCol w:w="3120"/>
+      </w:tblGrid>
+      <w:tr>
+        <w:tc>
+          <w:tcPr>
+            <w:tcW w:type="dxa" w:w="3120"/>
+          </w:tcPr>
+          <w:p>
+            <w:r/>
+            <w:r>
+              <w:rPr>
+                <w:b/>
+              </w:rPr>
+              <w:t>Req ID</w:t>
+            </w:r>
+          </w:p>
+        </w:tc>
+        <w:tc>
+          <w:tcPr>
+            <w:tcW w:type="dxa" w:w="3120"/>
+          </w:tcPr>
+          <w:p>
+            <w:r/>
+            <w:r>
+              <w:rPr>
+                <w:b/>
+              </w:rPr>
+              <w:t>Requirement</w:t>
+            </w:r>
+          </w:p>
+        </w:tc>
+        <w:tc>
+          <w:tcPr>
+            <w:tcW w:type="dxa" w:w="3120"/>
+          </w:tcPr>
+          <w:p>
+            <w:r/>
+            <w:r>
+              <w:rPr>
+                <w:b/>
+              </w:rPr>
+              <w:t>Rationale</w:t>
+            </w:r>
+          </w:p>
+        </w:tc>
+      </w:tr>
+      <w:tr>
+        <w:tc>
+          <w:tcPr>
+            <w:tcW w:type="dxa" w:w="3120"/>
+          </w:tcPr>
+          <w:p>
+            <w:r>
+              <w:t>FR-717.1</w:t>
+            </w:r>
+          </w:p>
+        </w:tc>
+        <w:tc>
+          <w:tcPr>
+            <w:tcW w:type="dxa" w:w="3120"/>
+          </w:tcPr>
+          <w:p>
+            <w:r>
+              <w:t>Guided next step: each Proximate entity (funding round, disbursement, partner) presents a single, consistent next-action prompt derived from its current state.</w:t>
+            </w:r>
+          </w:p>
+        </w:tc>
+        <w:tc>
+          <w:tcPr>
+            <w:tcW w:type="dxa" w:w="3120"/>
+          </w:tcPr>
+          <w:p>
+            <w:r>
+              <w:t>Turns hidden SoP logic into a visible, self-explanatory path.</w:t>
+            </w:r>
+          </w:p>
+        </w:tc>
+      </w:tr>
+      <w:tr>
+        <w:tc>
+          <w:tcPr>
+            <w:tcW w:type="dxa" w:w="3120"/>
+          </w:tcPr>
+          <w:p>
+            <w:r>
+              <w:t>FR-717.2</w:t>
+            </w:r>
+          </w:p>
+        </w:tc>
+        <w:tc>
+          <w:tcPr>
+            <w:tcW w:type="dxa" w:w="3120"/>
+          </w:tcPr>
+          <w:p>
+            <w:r>
+              <w:t>Why-blocked: before a disbursement is recorded, the system shows every unmet precondition (partner not cleared, no disbursement route, unverified route, cosignatures required) each with a precise one-click remediation.</w:t>
+            </w:r>
+          </w:p>
+        </w:tc>
+        <w:tc>
+          <w:tcPr>
+            <w:tcW w:type="dxa" w:w="3120"/>
+          </w:tcPr>
+          <w:p>
+            <w:r>
+              <w:t>Operators never hit a silent wall; the safety gate explains itself.</w:t>
+            </w:r>
+          </w:p>
+        </w:tc>
+      </w:tr>
+      <w:tr>
+        <w:tc>
+          <w:tcPr>
+            <w:tcW w:type="dxa" w:w="3120"/>
+          </w:tcPr>
+          <w:p>
+            <w:r>
+              <w:t>FR-717.3</w:t>
+            </w:r>
+          </w:p>
+        </w:tc>
+        <w:tc>
+          <w:tcPr>
+            <w:tcW w:type="dxa" w:w="3120"/>
+          </w:tcPr>
+          <w:p>
+            <w:r>
+              <w:t>Partner journey: partner detail shows the trust-to-funding arc Nominated -&gt; Endorsed -&gt; Cleared -&gt; Funded -&gt; Reported -&gt; Verified.</w:t>
+            </w:r>
+          </w:p>
+        </w:tc>
+        <w:tc>
+          <w:tcPr>
+            <w:tcW w:type="dxa" w:w="3120"/>
+          </w:tcPr>
+          <w:p>
+            <w:r>
+              <w:t>Situational awareness of where a partner sits in the SoP pipeline.</w:t>
+            </w:r>
+          </w:p>
+        </w:tc>
+      </w:tr>
+      <w:tr>
+        <w:tc>
+          <w:tcPr>
+            <w:tcW w:type="dxa" w:w="3120"/>
+          </w:tcPr>
+          <w:p>
+            <w:r>
+              <w:t>FR-717.4</w:t>
+            </w:r>
+          </w:p>
+        </w:tc>
+        <w:tc>
+          <w:tcPr>
+            <w:tcW w:type="dxa" w:w="3120"/>
+          </w:tcPr>
+          <w:p>
+            <w:r>
+              <w:t>Create-from-here: a cleared partner offers a one-click path to record a disbursement, pre-selecting that partner.</w:t>
+            </w:r>
+          </w:p>
+        </w:tc>
+        <w:tc>
+          <w:tcPr>
+            <w:tcW w:type="dxa" w:w="3120"/>
+          </w:tcPr>
+          <w:p>
+            <w:r>
+              <w:t>Removes navigation friction on the most common action.</w:t>
+            </w:r>
+          </w:p>
+        </w:tc>
+      </w:tr>
+      <w:tr>
+        <w:tc>
+          <w:tcPr>
+            <w:tcW w:type="dxa" w:w="3120"/>
+          </w:tcPr>
+          <w:p>
+            <w:r>
+              <w:t>FR-717.5</w:t>
+            </w:r>
+          </w:p>
+        </w:tc>
+        <w:tc>
+          <w:tcPr>
+            <w:tcW w:type="dxa" w:w="3120"/>
+          </w:tcPr>
+          <w:p>
+            <w:r>
+              <w:t>Localized guidance: all guidance strings are localized across the six supported locales, Arabic authored first.</w:t>
+            </w:r>
+          </w:p>
+        </w:tc>
+        <w:tc>
+          <w:tcPr>
+            <w:tcW w:type="dxa" w:w="3120"/>
+          </w:tcPr>
+          <w:p>
+            <w:r>
+              <w:t>These are high-trust governance surfaces for an Arabic-first fund.</w:t>
+            </w:r>
+          </w:p>
+        </w:tc>
+      </w:tr>
+      <w:tr>
+        <w:tc>
+          <w:tcPr>
+            <w:tcW w:type="dxa" w:w="3120"/>
+          </w:tcPr>
+          <w:p>
+            <w:r>
+              <w:t>FR-717.6</w:t>
+            </w:r>
+          </w:p>
+        </w:tc>
+        <w:tc>
+          <w:tcPr>
+            <w:tcW w:type="dxa" w:w="3120"/>
+          </w:tcPr>
+          <w:p>
+            <w:r>
+              <w:t>Demo-ready happy path: the seeded demo/UAT environment always contains at least one fully-cleared, routable partner so the disbursement + cosign happy path is exercisable, plus stable fixtures for the route-unverified and not-cleared states.</w:t>
+            </w:r>
+          </w:p>
+        </w:tc>
+        <w:tc>
+          <w:tcPr>
+            <w:tcW w:type="dxa" w:w="3120"/>
+          </w:tcPr>
+          <w:p>
+            <w:r>
+              <w:t>UAT can validate success paths, not only the safety blockers.</w:t>
+            </w:r>
+          </w:p>
+        </w:tc>
+      </w:tr>
+    </w:tbl>
+    <w:p>
+      <w:r>
+        <w:t>Traceability: FR-717.* are specified technically in the Technical Specification (Addendum A) and verified by TC-717.1-8 in the Proximate Test Case Pack (Addendum A).</w:t>
       </w:r>
     </w:p>
     <w:sectPr>
